--- a/assignment_report.docx
+++ b/assignment_report.docx
@@ -305,13 +305,23 @@
                                               <w:szCs w:val="26"/>
                                             </w:rPr>
                                           </w:pPr>
+                                          <w:proofErr w:type="spellStart"/>
                                           <w:r>
                                             <w:rPr>
                                               <w:color w:val="ED7D31" w:themeColor="accent2"/>
                                               <w:sz w:val="26"/>
                                               <w:szCs w:val="26"/>
                                             </w:rPr>
-                                            <w:t>Khadijatul Kobra</w:t>
+                                            <w:t>Khadijatul</w:t>
+                                          </w:r>
+                                          <w:proofErr w:type="spellEnd"/>
+                                          <w:r>
+                                            <w:rPr>
+                                              <w:color w:val="ED7D31" w:themeColor="accent2"/>
+                                              <w:sz w:val="26"/>
+                                              <w:szCs w:val="26"/>
+                                            </w:rPr>
+                                            <w:t xml:space="preserve"> Kobra</w:t>
                                           </w:r>
                                         </w:p>
                                       </w:sdtContent>
@@ -342,6 +352,7 @@
                                         <w:br/>
                                         <w:t xml:space="preserve">Course </w:t>
                                       </w:r>
+                                      <w:proofErr w:type="spellStart"/>
                                       <w:proofErr w:type="gramStart"/>
                                       <w:r>
                                         <w:rPr>
@@ -355,6 +366,7 @@
                                         </w:rPr>
                                         <w:t>Business</w:t>
                                       </w:r>
+                                      <w:proofErr w:type="spellEnd"/>
                                       <w:proofErr w:type="gramEnd"/>
                                       <w:r>
                                         <w:rPr>
@@ -635,13 +647,23 @@
                                         <w:szCs w:val="26"/>
                                       </w:rPr>
                                     </w:pPr>
+                                    <w:proofErr w:type="spellStart"/>
                                     <w:r>
                                       <w:rPr>
                                         <w:color w:val="ED7D31" w:themeColor="accent2"/>
                                         <w:sz w:val="26"/>
                                         <w:szCs w:val="26"/>
                                       </w:rPr>
-                                      <w:t>Khadijatul Kobra</w:t>
+                                      <w:t>Khadijatul</w:t>
+                                    </w:r>
+                                    <w:proofErr w:type="spellEnd"/>
+                                    <w:r>
+                                      <w:rPr>
+                                        <w:color w:val="ED7D31" w:themeColor="accent2"/>
+                                        <w:sz w:val="26"/>
+                                        <w:szCs w:val="26"/>
+                                      </w:rPr>
+                                      <w:t xml:space="preserve"> Kobra</w:t>
                                     </w:r>
                                   </w:p>
                                 </w:sdtContent>
@@ -672,6 +694,7 @@
                                   <w:br/>
                                   <w:t xml:space="preserve">Course </w:t>
                                 </w:r>
+                                <w:proofErr w:type="spellStart"/>
                                 <w:proofErr w:type="gramStart"/>
                                 <w:r>
                                   <w:rPr>
@@ -685,6 +708,7 @@
                                   </w:rPr>
                                   <w:t>Business</w:t>
                                 </w:r>
+                                <w:proofErr w:type="spellEnd"/>
                                 <w:proofErr w:type="gramEnd"/>
                                 <w:r>
                                   <w:rPr>
@@ -1110,6 +1134,43 @@
           <w:b/>
           <w:bCs/>
         </w:rPr>
+        <w:t>Handling Duplicates</w:t>
+      </w:r>
+      <w:r>
+        <w:rPr>
+          <w:rFonts w:cstheme="minorHAnsi"/>
+        </w:rPr>
+        <w:t>:</w:t>
+      </w:r>
+      <w:r>
+        <w:rPr>
+          <w:rFonts w:cstheme="minorHAnsi"/>
+        </w:rPr>
+        <w:t xml:space="preserve"> </w:t>
+      </w:r>
+      <w:r>
+        <w:rPr>
+          <w:rFonts w:cstheme="minorHAnsi"/>
+        </w:rPr>
+        <w:t>Duplicate observations were programmatically identified and removed using Python (pandas) during preprocessing.</w:t>
+      </w:r>
+    </w:p>
+    <w:p>
+      <w:pPr>
+        <w:numPr>
+          <w:ilvl w:val="0"/>
+          <w:numId w:val="3"/>
+        </w:numPr>
+        <w:rPr>
+          <w:rFonts w:cstheme="minorHAnsi"/>
+        </w:rPr>
+      </w:pPr>
+      <w:r>
+        <w:rPr>
+          <w:rFonts w:cstheme="minorHAnsi"/>
+          <w:b/>
+          <w:bCs/>
+        </w:rPr>
         <w:t>Date handling</w:t>
       </w:r>
       <w:r>
@@ -1319,6 +1380,7 @@
           <w:sz w:val="24"/>
           <w:szCs w:val="24"/>
         </w:rPr>
+        <w:lastRenderedPageBreak/>
         <w:t>Impact of Promotions</w:t>
       </w:r>
     </w:p>
@@ -1350,7 +1412,6 @@
           <w:sz w:val="24"/>
           <w:szCs w:val="24"/>
         </w:rPr>
-        <w:lastRenderedPageBreak/>
         <w:t>Store Characteristics</w:t>
       </w:r>
     </w:p>
@@ -1666,6 +1727,7 @@
           <w:b/>
           <w:bCs/>
         </w:rPr>
+        <w:lastRenderedPageBreak/>
         <w:t>Random Forest Regressor</w:t>
       </w:r>
       <w:r>
@@ -1719,7 +1781,6 @@
           <w:sz w:val="24"/>
           <w:szCs w:val="24"/>
         </w:rPr>
-        <w:lastRenderedPageBreak/>
         <w:t>Model Development and Optimization</w:t>
       </w:r>
     </w:p>
@@ -1913,6 +1974,7 @@
         <w:rPr>
           <w:rFonts w:cstheme="minorHAnsi"/>
         </w:rPr>
+        <w:lastRenderedPageBreak/>
         <w:t>RMSE penalizes larger errors more heavily, highlighting model risk during high-sales periods.</w:t>
       </w:r>
     </w:p>
@@ -1950,7 +2012,6 @@
           <w:sz w:val="24"/>
           <w:szCs w:val="24"/>
         </w:rPr>
-        <w:lastRenderedPageBreak/>
         <w:t>Residual analysis showed prediction errors centered around zero, with increased dispersion during high-sales periods, reflecting greater volatility during peak demand.</w:t>
       </w:r>
     </w:p>
@@ -2156,7 +2217,21 @@
         <w:rPr>
           <w:rFonts w:cstheme="minorHAnsi"/>
         </w:rPr>
-        <w:t>Advanced algorithms such as XGBoost or deep learning models could further improve performance.</w:t>
+        <w:t xml:space="preserve">Advanced algorithms such as </w:t>
+      </w:r>
+      <w:proofErr w:type="spellStart"/>
+      <w:r>
+        <w:rPr>
+          <w:rFonts w:cstheme="minorHAnsi"/>
+        </w:rPr>
+        <w:t>XGBoost</w:t>
+      </w:r>
+      <w:proofErr w:type="spellEnd"/>
+      <w:r>
+        <w:rPr>
+          <w:rFonts w:cstheme="minorHAnsi"/>
+        </w:rPr>
+        <w:t xml:space="preserve"> or deep learning models could further improve performance.</w:t>
       </w:r>
     </w:p>
     <w:p>
@@ -2234,6 +2309,7 @@
         <w:rPr>
           <w:rFonts w:cstheme="minorHAnsi"/>
         </w:rPr>
+        <w:lastRenderedPageBreak/>
         <w:t>The results confirm that sales are strongly influenced by promotions, temporal patterns, and store characteristics. The final model provides both predictive accuracy and actionable insights, enabling data-driven decision-making in retail operations. Overall, the study highlights the value of analytics-driven forecasting in enhancing business performance.</w:t>
       </w:r>
     </w:p>
